--- a/PokeVault_Arquitectura_Front_Back.docx
+++ b/PokeVault_Arquitectura_Front_Back.docx
@@ -5,28 +5,41 @@
     <w:p>
       <w:pPr>
         <w:pStyle w:val="Title"/>
+        <w:rPr>
+          <w:lang w:val="es-AR"/>
+        </w:rPr>
       </w:pPr>
       <w:r>
+        <w:rPr>
+          <w:lang w:val="es-AR"/>
+        </w:rPr>
         <w:t>PokeVault / PokeMarket</w:t>
       </w:r>
     </w:p>
     <w:p>
       <w:pPr>
         <w:pStyle w:val="Subtitle"/>
+        <w:rPr>
+          <w:lang w:val="es-AR"/>
+        </w:rPr>
       </w:pPr>
       <w:r>
-        <w:t>Informe de arquitectura frontend, backend y login con Google</w:t>
-      </w:r>
-      <w:r>
-        <w:t xml:space="preserve"> (</w:t>
-      </w:r>
-      <w:proofErr w:type="spellStart"/>
-      <w:r>
-        <w:t>integrado</w:t>
-      </w:r>
-      <w:proofErr w:type="spellEnd"/>
-      <w:r>
-        <w:t>)</w:t>
+        <w:rPr>
+          <w:lang w:val="es-AR"/>
+        </w:rPr>
+        <w:t xml:space="preserve">Informe funcional y </w:t>
+      </w:r>
+      <w:r>
+        <w:rPr>
+          <w:lang w:val="es-AR"/>
+        </w:rPr>
+        <w:t>técnico</w:t>
+      </w:r>
+      <w:r>
+        <w:rPr>
+          <w:lang w:val="es-AR"/>
+        </w:rPr>
+        <w:t>: problema, objetivo, alcance, arquitectura y login con Google</w:t>
       </w:r>
     </w:p>
     <w:p>
@@ -66,14 +79,12 @@
         </w:rPr>
         <w:t xml:space="preserve"> para vender cartas </w:t>
       </w:r>
-      <w:proofErr w:type="spellStart"/>
-      <w:r>
-        <w:rPr>
-          <w:lang w:val="es-AR"/>
-        </w:rPr>
-        <w:t>Pokemon</w:t>
-      </w:r>
-      <w:proofErr w:type="spellEnd"/>
+      <w:r>
+        <w:rPr>
+          <w:lang w:val="es-AR"/>
+        </w:rPr>
+        <w:t>Pokémon</w:t>
+      </w:r>
       <w:r>
         <w:rPr>
           <w:lang w:val="es-AR"/>
@@ -116,16 +127,20 @@
         <w:rPr>
           <w:lang w:val="es-AR"/>
         </w:rPr>
-        <w:t xml:space="preserve">1. De que se trata la </w:t>
-      </w:r>
-      <w:proofErr w:type="gramStart"/>
-      <w:r>
-        <w:rPr>
-          <w:lang w:val="es-AR"/>
-        </w:rPr>
-        <w:t>app</w:t>
-      </w:r>
-      <w:proofErr w:type="gramEnd"/>
+        <w:t xml:space="preserve">1. </w:t>
+      </w:r>
+      <w:r>
+        <w:rPr>
+          <w:lang w:val="es-AR"/>
+        </w:rPr>
+        <w:t>Descripción</w:t>
+      </w:r>
+      <w:r>
+        <w:rPr>
+          <w:lang w:val="es-AR"/>
+        </w:rPr>
+        <w:t xml:space="preserve"> del problema</w:t>
+      </w:r>
     </w:p>
     <w:p>
       <w:pPr>
@@ -133,14 +148,115 @@
           <w:lang w:val="es-AR"/>
         </w:rPr>
       </w:pPr>
-      <w:proofErr w:type="spellStart"/>
-      <w:r>
-        <w:rPr>
-          <w:lang w:val="es-AR"/>
-        </w:rPr>
-        <w:t>PokeVault</w:t>
-      </w:r>
-      <w:proofErr w:type="spellEnd"/>
+      <w:r>
+        <w:rPr>
+          <w:lang w:val="es-AR"/>
+        </w:rPr>
+        <w:t xml:space="preserve">Actualmente, conseguir cartas </w:t>
+      </w:r>
+      <w:r>
+        <w:rPr>
+          <w:lang w:val="es-AR"/>
+        </w:rPr>
+        <w:t>Pokémon</w:t>
+      </w:r>
+      <w:r>
+        <w:rPr>
+          <w:lang w:val="es-AR"/>
+        </w:rPr>
+        <w:t xml:space="preserve"> en Argentina puede ser </w:t>
+      </w:r>
+      <w:r>
+        <w:rPr>
+          <w:lang w:val="es-AR"/>
+        </w:rPr>
+        <w:t>difícil</w:t>
+      </w:r>
+      <w:r>
+        <w:rPr>
+          <w:lang w:val="es-AR"/>
+        </w:rPr>
+        <w:t xml:space="preserve"> para coleccionistas y jugadores. La disponibilidad suele estar fragmentada entre tiendas, publicaciones individuales, grupos de compra y venta, comunidades online y stock limitado. Esto obliga al usuario a buscar en muchos lugares distintos, comparar precios manualmente y confiar en </w:t>
+      </w:r>
+      <w:r>
+        <w:rPr>
+          <w:lang w:val="es-AR"/>
+        </w:rPr>
+        <w:t>información</w:t>
+      </w:r>
+      <w:r>
+        <w:rPr>
+          <w:lang w:val="es-AR"/>
+        </w:rPr>
+        <w:t xml:space="preserve"> que no siempre esta actualizada.</w:t>
+      </w:r>
+    </w:p>
+    <w:p>
+      <w:pPr>
+        <w:rPr>
+          <w:lang w:val="es-AR"/>
+        </w:rPr>
+      </w:pPr>
+      <w:r>
+        <w:rPr>
+          <w:lang w:val="es-AR"/>
+        </w:rPr>
+        <w:t>A</w:t>
+      </w:r>
+      <w:r>
+        <w:rPr>
+          <w:lang w:val="es-AR"/>
+        </w:rPr>
+        <w:t>demás</w:t>
+      </w:r>
+      <w:r>
+        <w:rPr>
+          <w:lang w:val="es-AR"/>
+        </w:rPr>
+        <w:t xml:space="preserve">, cuando una persona quiere una carta especifica por rareza, </w:t>
+      </w:r>
+      <w:r>
+        <w:rPr>
+          <w:lang w:val="es-AR"/>
+        </w:rPr>
+        <w:t>colección</w:t>
+      </w:r>
+      <w:r>
+        <w:rPr>
+          <w:lang w:val="es-AR"/>
+        </w:rPr>
+        <w:t xml:space="preserve">, personaje, estado o utilidad competitiva, el proceso se vuelve </w:t>
+      </w:r>
+      <w:r>
+        <w:rPr>
+          <w:lang w:val="es-AR"/>
+        </w:rPr>
+        <w:t>todavía</w:t>
+      </w:r>
+      <w:r>
+        <w:rPr>
+          <w:lang w:val="es-AR"/>
+        </w:rPr>
+        <w:t xml:space="preserve"> </w:t>
+      </w:r>
+      <w:r>
+        <w:rPr>
+          <w:lang w:val="es-AR"/>
+        </w:rPr>
+        <w:t>más</w:t>
+      </w:r>
+      <w:r>
+        <w:rPr>
+          <w:lang w:val="es-AR"/>
+        </w:rPr>
+        <w:t xml:space="preserve"> lento. PokeVault busca responder a ese problema centralizando la experiencia de </w:t>
+      </w:r>
+      <w:r>
+        <w:rPr>
+          <w:lang w:val="es-AR"/>
+        </w:rPr>
+        <w:t>búsqueda</w:t>
+      </w:r>
       <w:r>
         <w:rPr>
           <w:lang w:val="es-AR"/>
@@ -151,39 +267,13 @@
         <w:rPr>
           <w:lang w:val="es-AR"/>
         </w:rPr>
-        <w:t>también</w:t>
-      </w:r>
-      <w:r>
-        <w:rPr>
-          <w:lang w:val="es-AR"/>
-        </w:rPr>
-        <w:t xml:space="preserve"> presentada en el </w:t>
-      </w:r>
-      <w:r>
-        <w:rPr>
-          <w:lang w:val="es-AR"/>
-        </w:rPr>
-        <w:t>código</w:t>
-      </w:r>
-      <w:r>
-        <w:rPr>
-          <w:lang w:val="es-AR"/>
-        </w:rPr>
-        <w:t xml:space="preserve"> como </w:t>
-      </w:r>
-      <w:proofErr w:type="spellStart"/>
-      <w:r>
-        <w:rPr>
-          <w:lang w:val="es-AR"/>
-        </w:rPr>
-        <w:t>PokeMarket</w:t>
-      </w:r>
-      <w:proofErr w:type="spellEnd"/>
-      <w:r>
-        <w:rPr>
-          <w:lang w:val="es-AR"/>
-        </w:rPr>
-        <w:t xml:space="preserve">, es una </w:t>
+        <w:t>selección</w:t>
+      </w:r>
+      <w:r>
+        <w:rPr>
+          <w:lang w:val="es-AR"/>
+        </w:rPr>
+        <w:t xml:space="preserve"> y compra desde una </w:t>
       </w:r>
       <w:r>
         <w:rPr>
@@ -197,69 +287,80 @@
         </w:rPr>
         <w:t xml:space="preserve"> </w:t>
       </w:r>
-      <w:proofErr w:type="spellStart"/>
-      <w:r>
-        <w:rPr>
-          <w:lang w:val="es-AR"/>
-        </w:rPr>
-        <w:t>mobile</w:t>
-      </w:r>
-      <w:proofErr w:type="spellEnd"/>
-      <w:r>
-        <w:rPr>
-          <w:lang w:val="es-AR"/>
-        </w:rPr>
-        <w:t xml:space="preserve"> para explorar y comprar cartas </w:t>
-      </w:r>
-      <w:proofErr w:type="spellStart"/>
-      <w:r>
-        <w:rPr>
-          <w:lang w:val="es-AR"/>
-        </w:rPr>
-        <w:t>Pokemon</w:t>
-      </w:r>
-      <w:proofErr w:type="spellEnd"/>
-      <w:r>
-        <w:rPr>
-          <w:lang w:val="es-AR"/>
-        </w:rPr>
-        <w:t xml:space="preserve">. El usuario puede navegar un </w:t>
-      </w:r>
-      <w:r>
-        <w:rPr>
-          <w:lang w:val="es-AR"/>
-        </w:rPr>
-        <w:t>catálogo</w:t>
-      </w:r>
-      <w:r>
-        <w:rPr>
-          <w:lang w:val="es-AR"/>
-        </w:rPr>
-        <w:t xml:space="preserve"> de cartas con imagen, rareza, </w:t>
-      </w:r>
-      <w:r>
-        <w:rPr>
-          <w:lang w:val="es-AR"/>
-        </w:rPr>
-        <w:t>colección</w:t>
-      </w:r>
-      <w:r>
-        <w:rPr>
-          <w:lang w:val="es-AR"/>
-        </w:rPr>
-        <w:t xml:space="preserve">, precio y </w:t>
-      </w:r>
-      <w:r>
-        <w:rPr>
-          <w:lang w:val="es-AR"/>
-        </w:rPr>
-        <w:t>descripción</w:t>
-      </w:r>
-      <w:r>
-        <w:rPr>
-          <w:lang w:val="es-AR"/>
-        </w:rPr>
-        <w:t xml:space="preserve">; buscar cartas; abrir el detalle; agregarlas al carrito; iniciar </w:t>
+      <w:r>
+        <w:rPr>
+          <w:lang w:val="es-AR"/>
+        </w:rPr>
+        <w:t>móvil</w:t>
+      </w:r>
+      <w:r>
+        <w:rPr>
+          <w:lang w:val="es-AR"/>
+        </w:rPr>
+        <w:t>.</w:t>
+      </w:r>
+    </w:p>
+    <w:p>
+      <w:pPr>
+        <w:pStyle w:val="Heading1"/>
+        <w:rPr>
+          <w:lang w:val="es-AR"/>
+        </w:rPr>
+      </w:pPr>
+      <w:r>
+        <w:rPr>
+          <w:lang w:val="es-AR"/>
+        </w:rPr>
+        <w:t>2. Objetivo</w:t>
+      </w:r>
+    </w:p>
+    <w:p>
+      <w:pPr>
+        <w:rPr>
+          <w:lang w:val="es-AR"/>
+        </w:rPr>
+      </w:pPr>
+      <w:r>
+        <w:rPr>
+          <w:lang w:val="es-AR"/>
+        </w:rPr>
+        <w:t xml:space="preserve">El objetivo del proyecto es desarrollar una app que ayude a conseguir cartas </w:t>
+      </w:r>
+      <w:r>
+        <w:rPr>
+          <w:lang w:val="es-AR"/>
+        </w:rPr>
+        <w:t>Pokémon</w:t>
+      </w:r>
+      <w:r>
+        <w:rPr>
+          <w:lang w:val="es-AR"/>
+        </w:rPr>
+        <w:t xml:space="preserve"> de forma sencilla a </w:t>
+      </w:r>
+      <w:r>
+        <w:rPr>
+          <w:lang w:val="es-AR"/>
+        </w:rPr>
+        <w:t>través</w:t>
+      </w:r>
+      <w:r>
+        <w:rPr>
+          <w:lang w:val="es-AR"/>
+        </w:rPr>
+        <w:t xml:space="preserve"> del celular o dispositivos similares. La </w:t>
+      </w:r>
+      <w:r>
+        <w:rPr>
+          <w:lang w:val="es-AR"/>
+        </w:rPr>
+        <w:t>aplicación</w:t>
+      </w:r>
+      <w:r>
+        <w:rPr>
+          <w:lang w:val="es-AR"/>
+        </w:rPr>
+        <w:t xml:space="preserve"> apunta a que el usuario pueda explorar cartas, consultar detalles, iniciar </w:t>
       </w:r>
       <w:r>
         <w:rPr>
@@ -271,45 +372,7 @@
         <w:rPr>
           <w:lang w:val="es-AR"/>
         </w:rPr>
-        <w:t xml:space="preserve"> con Google; guardar favoritas en su </w:t>
-      </w:r>
-      <w:proofErr w:type="spellStart"/>
-      <w:r>
-        <w:rPr>
-          <w:lang w:val="es-AR"/>
-        </w:rPr>
-        <w:t>vault</w:t>
-      </w:r>
-      <w:proofErr w:type="spellEnd"/>
-      <w:r>
-        <w:rPr>
-          <w:lang w:val="es-AR"/>
-        </w:rPr>
-        <w:t xml:space="preserve">; crear </w:t>
-      </w:r>
-      <w:r>
-        <w:rPr>
-          <w:lang w:val="es-AR"/>
-        </w:rPr>
-        <w:t>órdenes</w:t>
-      </w:r>
-      <w:r>
-        <w:rPr>
-          <w:lang w:val="es-AR"/>
-        </w:rPr>
-        <w:t xml:space="preserve"> de compra; revisar historial; y ver una pantalla de retiro con </w:t>
-      </w:r>
-      <w:r>
-        <w:rPr>
-          <w:lang w:val="es-AR"/>
-        </w:rPr>
-        <w:t>ubicación</w:t>
-      </w:r>
-      <w:r>
-        <w:rPr>
-          <w:lang w:val="es-AR"/>
-        </w:rPr>
-        <w:t>.</w:t>
+        <w:t>, guardar favoritas, comprar y revisar su historial de pedidos desde una misma experiencia.</w:t>
       </w:r>
     </w:p>
     <w:p>
@@ -324,56 +387,26 @@
         <w:rPr>
           <w:lang w:val="es-AR"/>
         </w:rPr>
-        <w:t xml:space="preserve">Catalogo y </w:t>
-      </w:r>
-      <w:r>
-        <w:rPr>
-          <w:lang w:val="es-AR"/>
-        </w:rPr>
-        <w:t>búsqueda</w:t>
-      </w:r>
-      <w:r>
-        <w:rPr>
-          <w:lang w:val="es-AR"/>
-        </w:rPr>
-        <w:t xml:space="preserve">: consume </w:t>
-      </w:r>
-      <w:proofErr w:type="spellStart"/>
-      <w:r>
-        <w:rPr>
-          <w:lang w:val="es-AR"/>
-        </w:rPr>
-        <w:t>endpoints</w:t>
-      </w:r>
-      <w:proofErr w:type="spellEnd"/>
-      <w:r>
-        <w:rPr>
-          <w:lang w:val="es-AR"/>
-        </w:rPr>
-        <w:t xml:space="preserve"> paginados de cartas </w:t>
-      </w:r>
-      <w:proofErr w:type="spellStart"/>
-      <w:r>
-        <w:rPr>
-          <w:lang w:val="es-AR"/>
-        </w:rPr>
-        <w:t>Pokemon</w:t>
-      </w:r>
-      <w:proofErr w:type="spellEnd"/>
-      <w:r>
-        <w:rPr>
-          <w:lang w:val="es-AR"/>
-        </w:rPr>
-        <w:t xml:space="preserve"> y muestra resultados en </w:t>
-      </w:r>
-      <w:proofErr w:type="spellStart"/>
-      <w:r>
-        <w:rPr>
-          <w:lang w:val="es-AR"/>
-        </w:rPr>
-        <w:t>Compose</w:t>
-      </w:r>
-      <w:proofErr w:type="spellEnd"/>
+        <w:t xml:space="preserve">Facilitar el acceso a un </w:t>
+      </w:r>
+      <w:r>
+        <w:rPr>
+          <w:lang w:val="es-AR"/>
+        </w:rPr>
+        <w:t>catálogo</w:t>
+      </w:r>
+      <w:r>
+        <w:rPr>
+          <w:lang w:val="es-AR"/>
+        </w:rPr>
+        <w:t xml:space="preserve"> digital de cartas </w:t>
+      </w:r>
+      <w:r>
+        <w:rPr>
+          <w:lang w:val="es-AR"/>
+        </w:rPr>
+        <w:t>Pokémon</w:t>
+      </w:r>
       <w:r>
         <w:rPr>
           <w:lang w:val="es-AR"/>
@@ -393,7 +426,19 @@
         <w:rPr>
           <w:lang w:val="es-AR"/>
         </w:rPr>
-        <w:t>Detalle y carrito: permite inspeccionar la carta, elegir cantidad y preparar una orden.</w:t>
+        <w:t xml:space="preserve">Reducir la </w:t>
+      </w:r>
+      <w:r>
+        <w:rPr>
+          <w:lang w:val="es-AR"/>
+        </w:rPr>
+        <w:t>fricción</w:t>
+      </w:r>
+      <w:r>
+        <w:rPr>
+          <w:lang w:val="es-AR"/>
+        </w:rPr>
+        <w:t xml:space="preserve"> entre buscar una carta y concretar una compra.</w:t>
       </w:r>
     </w:p>
     <w:p>
@@ -408,21 +453,19 @@
         <w:rPr>
           <w:lang w:val="es-AR"/>
         </w:rPr>
-        <w:t xml:space="preserve">Perfil: usa Google </w:t>
-      </w:r>
-      <w:proofErr w:type="spellStart"/>
-      <w:r>
-        <w:rPr>
-          <w:lang w:val="es-AR"/>
-        </w:rPr>
-        <w:t>Sign</w:t>
-      </w:r>
-      <w:proofErr w:type="spellEnd"/>
-      <w:r>
-        <w:rPr>
-          <w:lang w:val="es-AR"/>
-        </w:rPr>
-        <w:t>-In para identificar al usuario y recuperar sus compras.</w:t>
+        <w:t xml:space="preserve">Permitir que el usuario guarde cartas de </w:t>
+      </w:r>
+      <w:r>
+        <w:rPr>
+          <w:lang w:val="es-AR"/>
+        </w:rPr>
+        <w:t>interés</w:t>
+      </w:r>
+      <w:r>
+        <w:rPr>
+          <w:lang w:val="es-AR"/>
+        </w:rPr>
+        <w:t xml:space="preserve"> en un vault personal.</w:t>
       </w:r>
     </w:p>
     <w:p>
@@ -437,7 +480,19 @@
         <w:rPr>
           <w:lang w:val="es-AR"/>
         </w:rPr>
-        <w:t>Vault/favoritos: guarda cartas favoritas por usuario autenticado.</w:t>
+        <w:t xml:space="preserve">Registrar </w:t>
+      </w:r>
+      <w:r>
+        <w:rPr>
+          <w:lang w:val="es-AR"/>
+        </w:rPr>
+        <w:t>órdenes</w:t>
+      </w:r>
+      <w:r>
+        <w:rPr>
+          <w:lang w:val="es-AR"/>
+        </w:rPr>
+        <w:t xml:space="preserve"> y validar stock desde el backend.</w:t>
       </w:r>
     </w:p>
     <w:p>
@@ -452,21 +507,19 @@
         <w:rPr>
           <w:lang w:val="es-AR"/>
         </w:rPr>
-        <w:t xml:space="preserve">Ordenes: crea compras, valida stock en </w:t>
-      </w:r>
-      <w:proofErr w:type="spellStart"/>
-      <w:r>
-        <w:rPr>
-          <w:lang w:val="es-AR"/>
-        </w:rPr>
-        <w:t>backend</w:t>
-      </w:r>
-      <w:proofErr w:type="spellEnd"/>
-      <w:r>
-        <w:rPr>
-          <w:lang w:val="es-AR"/>
-        </w:rPr>
-        <w:t xml:space="preserve"> y descuenta inventario.</w:t>
+        <w:t>Usar login con Google para una identificaci</w:t>
+      </w:r>
+      <w:r>
+        <w:rPr>
+          <w:lang w:val="es-AR"/>
+        </w:rPr>
+        <w:t>ó</w:t>
+      </w:r>
+      <w:r>
+        <w:rPr>
+          <w:lang w:val="es-AR"/>
+        </w:rPr>
+        <w:t>n simple y segura.</w:t>
       </w:r>
     </w:p>
     <w:p>
@@ -480,16 +533,8 @@
         <w:rPr>
           <w:lang w:val="es-AR"/>
         </w:rPr>
-        <w:t xml:space="preserve">2. Arquitectura del </w:t>
-      </w:r>
-      <w:proofErr w:type="spellStart"/>
-      <w:r>
-        <w:rPr>
-          <w:lang w:val="es-AR"/>
-        </w:rPr>
-        <w:t>backend</w:t>
-      </w:r>
-      <w:proofErr w:type="spellEnd"/>
+        <w:t>3. Usuarios objetivo</w:t>
+      </w:r>
     </w:p>
     <w:p>
       <w:pPr>
@@ -501,16 +546,210 @@
         <w:rPr>
           <w:lang w:val="es-AR"/>
         </w:rPr>
-        <w:t xml:space="preserve">El </w:t>
-      </w:r>
-      <w:proofErr w:type="spellStart"/>
-      <w:r>
-        <w:rPr>
-          <w:lang w:val="es-AR"/>
-        </w:rPr>
-        <w:t>backend</w:t>
-      </w:r>
-      <w:proofErr w:type="spellEnd"/>
+        <w:t xml:space="preserve">Los usuarios objetivo son personas interesadas en cartas </w:t>
+      </w:r>
+      <w:r>
+        <w:rPr>
+          <w:lang w:val="es-AR"/>
+        </w:rPr>
+        <w:t>Pokémon</w:t>
+      </w:r>
+      <w:r>
+        <w:rPr>
+          <w:lang w:val="es-AR"/>
+        </w:rPr>
+        <w:t xml:space="preserve">, tanto por coleccionismo como por juego competitivo. El producto </w:t>
+      </w:r>
+      <w:r>
+        <w:rPr>
+          <w:lang w:val="es-AR"/>
+        </w:rPr>
+        <w:t>está</w:t>
+      </w:r>
+      <w:r>
+        <w:rPr>
+          <w:lang w:val="es-AR"/>
+        </w:rPr>
+        <w:t xml:space="preserve"> pensado para quienes quieren encontrar cartas </w:t>
+      </w:r>
+      <w:r>
+        <w:rPr>
+          <w:lang w:val="es-AR"/>
+        </w:rPr>
+        <w:t>específicas</w:t>
+      </w:r>
+      <w:r>
+        <w:rPr>
+          <w:lang w:val="es-AR"/>
+        </w:rPr>
+        <w:t xml:space="preserve">, descubrir opciones disponibles, armar una </w:t>
+      </w:r>
+      <w:r>
+        <w:rPr>
+          <w:lang w:val="es-AR"/>
+        </w:rPr>
+        <w:t>colección</w:t>
+      </w:r>
+      <w:r>
+        <w:rPr>
+          <w:lang w:val="es-AR"/>
+        </w:rPr>
+        <w:t xml:space="preserve">, mejorar un mazo o comprar cartas de manera </w:t>
+      </w:r>
+      <w:r>
+        <w:rPr>
+          <w:lang w:val="es-AR"/>
+        </w:rPr>
+        <w:t>más</w:t>
+      </w:r>
+      <w:r>
+        <w:rPr>
+          <w:lang w:val="es-AR"/>
+        </w:rPr>
+        <w:t xml:space="preserve"> ordenada.</w:t>
+      </w:r>
+    </w:p>
+    <w:p>
+      <w:pPr>
+        <w:pStyle w:val="ListBullet"/>
+        <w:spacing w:after="80"/>
+        <w:rPr>
+          <w:lang w:val="es-AR"/>
+        </w:rPr>
+      </w:pPr>
+      <w:r>
+        <w:rPr>
+          <w:lang w:val="es-AR"/>
+        </w:rPr>
+        <w:t xml:space="preserve">Coleccionistas que buscan cartas por rareza, set, </w:t>
+      </w:r>
+      <w:r>
+        <w:rPr>
+          <w:lang w:val="es-AR"/>
+        </w:rPr>
+        <w:t>Ilustración</w:t>
+      </w:r>
+      <w:r>
+        <w:rPr>
+          <w:lang w:val="es-AR"/>
+        </w:rPr>
+        <w:t xml:space="preserve">, personaje o valor de </w:t>
+      </w:r>
+      <w:r>
+        <w:rPr>
+          <w:lang w:val="es-AR"/>
+        </w:rPr>
+        <w:t>colección</w:t>
+      </w:r>
+      <w:r>
+        <w:rPr>
+          <w:lang w:val="es-AR"/>
+        </w:rPr>
+        <w:t>.</w:t>
+      </w:r>
+    </w:p>
+    <w:p>
+      <w:pPr>
+        <w:pStyle w:val="ListBullet"/>
+        <w:spacing w:after="80"/>
+        <w:rPr>
+          <w:lang w:val="es-AR"/>
+        </w:rPr>
+      </w:pPr>
+      <w:r>
+        <w:rPr>
+          <w:lang w:val="es-AR"/>
+        </w:rPr>
+        <w:t>Jugadores competitivos que necesitan cartas concretas para armar o mejorar mazos.</w:t>
+      </w:r>
+    </w:p>
+    <w:p>
+      <w:pPr>
+        <w:pStyle w:val="ListBullet"/>
+        <w:spacing w:after="80"/>
+        <w:rPr>
+          <w:lang w:val="es-AR"/>
+        </w:rPr>
+      </w:pPr>
+      <w:r>
+        <w:rPr>
+          <w:lang w:val="es-AR"/>
+        </w:rPr>
+        <w:t xml:space="preserve">Usuarios casuales que quieren comprar cartas </w:t>
+      </w:r>
+      <w:r>
+        <w:rPr>
+          <w:lang w:val="es-AR"/>
+        </w:rPr>
+        <w:t>Pokémon</w:t>
+      </w:r>
+      <w:r>
+        <w:rPr>
+          <w:lang w:val="es-AR"/>
+        </w:rPr>
+        <w:t xml:space="preserve"> desde una experiencia simple y </w:t>
+      </w:r>
+      <w:r>
+        <w:rPr>
+          <w:lang w:val="es-AR"/>
+        </w:rPr>
+        <w:t>móvil</w:t>
+      </w:r>
+      <w:r>
+        <w:rPr>
+          <w:lang w:val="es-AR"/>
+        </w:rPr>
+        <w:t>.</w:t>
+      </w:r>
+    </w:p>
+    <w:p>
+      <w:pPr>
+        <w:pStyle w:val="ListBullet"/>
+        <w:spacing w:after="80"/>
+        <w:rPr>
+          <w:lang w:val="es-AR"/>
+        </w:rPr>
+      </w:pPr>
+      <w:r>
+        <w:rPr>
+          <w:lang w:val="es-AR"/>
+        </w:rPr>
+        <w:t>Compradores que valoran tener historial, favoritos y estado de sus pedidos en una misma cuenta.</w:t>
+      </w:r>
+    </w:p>
+    <w:p>
+      <w:pPr>
+        <w:pStyle w:val="Heading1"/>
+        <w:rPr>
+          <w:lang w:val="es-AR"/>
+        </w:rPr>
+      </w:pPr>
+      <w:r>
+        <w:rPr>
+          <w:lang w:val="es-AR"/>
+        </w:rPr>
+        <w:lastRenderedPageBreak/>
+        <w:t>4. Alcance inicial</w:t>
+      </w:r>
+    </w:p>
+    <w:p>
+      <w:pPr>
+        <w:rPr>
+          <w:lang w:val="es-AR"/>
+        </w:rPr>
+      </w:pPr>
+      <w:r>
+        <w:rPr>
+          <w:lang w:val="es-AR"/>
+        </w:rPr>
+        <w:t xml:space="preserve">El alcance inicial se basa en las funcionalidades ya implementadas en la </w:t>
+      </w:r>
+      <w:r>
+        <w:rPr>
+          <w:lang w:val="es-AR"/>
+        </w:rPr>
+        <w:t>aplicación</w:t>
+      </w:r>
       <w:r>
         <w:rPr>
           <w:lang w:val="es-AR"/>
@@ -521,27 +760,568 @@
         <w:rPr>
           <w:lang w:val="es-AR"/>
         </w:rPr>
+        <w:t>móvil</w:t>
+      </w:r>
+      <w:r>
+        <w:rPr>
+          <w:lang w:val="es-AR"/>
+        </w:rPr>
+        <w:t xml:space="preserve"> y en el backend. La primera </w:t>
+      </w:r>
+      <w:r>
+        <w:rPr>
+          <w:lang w:val="es-AR"/>
+        </w:rPr>
+        <w:t>versión</w:t>
+      </w:r>
+      <w:r>
+        <w:rPr>
+          <w:lang w:val="es-AR"/>
+        </w:rPr>
+        <w:t xml:space="preserve"> cubre el ciclo principal de </w:t>
+      </w:r>
+      <w:r>
+        <w:rPr>
+          <w:lang w:val="es-AR"/>
+        </w:rPr>
+        <w:t>exploración</w:t>
+      </w:r>
+      <w:r>
+        <w:rPr>
+          <w:lang w:val="es-AR"/>
+        </w:rPr>
+        <w:t xml:space="preserve">, </w:t>
+      </w:r>
+      <w:r>
+        <w:rPr>
+          <w:lang w:val="es-AR"/>
+        </w:rPr>
+        <w:t>autenticación</w:t>
+      </w:r>
+      <w:r>
+        <w:rPr>
+          <w:lang w:val="es-AR"/>
+        </w:rPr>
+        <w:t>, guardado de favoritas y compra de cartas.</w:t>
+      </w:r>
+    </w:p>
+    <w:p>
+      <w:pPr>
+        <w:pStyle w:val="ListBullet"/>
+        <w:spacing w:after="80"/>
+        <w:rPr>
+          <w:lang w:val="es-AR"/>
+        </w:rPr>
+      </w:pPr>
+      <w:r>
+        <w:rPr>
+          <w:lang w:val="es-AR"/>
+        </w:rPr>
+        <w:t xml:space="preserve">Frontend Android con pantallas de Inicio, </w:t>
+      </w:r>
+      <w:r>
+        <w:rPr>
+          <w:lang w:val="es-AR"/>
+        </w:rPr>
+        <w:t>búsqueda</w:t>
+      </w:r>
+      <w:r>
+        <w:rPr>
+          <w:lang w:val="es-AR"/>
+        </w:rPr>
+        <w:t>, Detalle de carta, Carrito, Perfil y Retiro.</w:t>
+      </w:r>
+    </w:p>
+    <w:p>
+      <w:pPr>
+        <w:pStyle w:val="ListBullet"/>
+        <w:spacing w:after="80"/>
+        <w:rPr>
+          <w:lang w:val="es-AR"/>
+        </w:rPr>
+      </w:pPr>
+      <w:r>
+        <w:rPr>
+          <w:lang w:val="es-AR"/>
+        </w:rPr>
+        <w:t>Catálogo</w:t>
+      </w:r>
+      <w:r>
+        <w:rPr>
+          <w:lang w:val="es-AR"/>
+        </w:rPr>
+        <w:t xml:space="preserve"> de cartas con imagen, nombre, rareza, precio, </w:t>
+      </w:r>
+      <w:r>
+        <w:rPr>
+          <w:lang w:val="es-AR"/>
+        </w:rPr>
+        <w:t>descripción</w:t>
+      </w:r>
+      <w:r>
+        <w:rPr>
+          <w:lang w:val="es-AR"/>
+        </w:rPr>
+        <w:t>, set, numero, artista y fuente.</w:t>
+      </w:r>
+    </w:p>
+    <w:p>
+      <w:pPr>
+        <w:pStyle w:val="ListBullet"/>
+        <w:spacing w:after="80"/>
+        <w:rPr>
+          <w:lang w:val="es-AR"/>
+        </w:rPr>
+      </w:pPr>
+      <w:r>
+        <w:rPr>
+          <w:lang w:val="es-AR"/>
+        </w:rPr>
+        <w:t>B</w:t>
+      </w:r>
+      <w:r>
+        <w:rPr>
+          <w:lang w:val="es-AR"/>
+        </w:rPr>
+        <w:t>úsqueda</w:t>
+      </w:r>
+      <w:r>
+        <w:rPr>
+          <w:lang w:val="es-AR"/>
+        </w:rPr>
+        <w:t xml:space="preserve"> paginada y detalle individual de cartas consumiendo la API.</w:t>
+      </w:r>
+    </w:p>
+    <w:p>
+      <w:pPr>
+        <w:pStyle w:val="ListBullet"/>
+        <w:spacing w:after="80"/>
+        <w:rPr>
+          <w:lang w:val="es-AR"/>
+        </w:rPr>
+      </w:pPr>
+      <w:r>
+        <w:rPr>
+          <w:lang w:val="es-AR"/>
+        </w:rPr>
+        <w:t>Carrito en memoria para seleccionar cartas y cantidades antes de comprar.</w:t>
+      </w:r>
+    </w:p>
+    <w:p>
+      <w:pPr>
+        <w:pStyle w:val="ListBullet"/>
+        <w:spacing w:after="80"/>
+      </w:pPr>
+      <w:r>
+        <w:t>Login con Google desde Android mediante Credential Manager y Google ID Token.</w:t>
+      </w:r>
+    </w:p>
+    <w:p>
+      <w:pPr>
+        <w:pStyle w:val="ListBullet"/>
+        <w:spacing w:after="80"/>
+        <w:rPr>
+          <w:lang w:val="es-AR"/>
+        </w:rPr>
+      </w:pPr>
+      <w:r>
+        <w:rPr>
+          <w:lang w:val="es-AR"/>
+        </w:rPr>
+        <w:t>Sesión</w:t>
+      </w:r>
+      <w:r>
+        <w:rPr>
+          <w:lang w:val="es-AR"/>
+        </w:rPr>
+        <w:t xml:space="preserve"> propia del backend con token Bearer para endpoints protegidos.</w:t>
+      </w:r>
+    </w:p>
+    <w:p>
+      <w:pPr>
+        <w:pStyle w:val="ListBullet"/>
+        <w:spacing w:after="80"/>
+        <w:rPr>
+          <w:lang w:val="es-AR"/>
+        </w:rPr>
+      </w:pPr>
+      <w:r>
+        <w:rPr>
+          <w:lang w:val="es-AR"/>
+        </w:rPr>
+        <w:t>Vault de favoritas por usuario autenticado.</w:t>
+      </w:r>
+    </w:p>
+    <w:p>
+      <w:pPr>
+        <w:pStyle w:val="ListBullet"/>
+        <w:spacing w:after="80"/>
+        <w:rPr>
+          <w:lang w:val="es-AR"/>
+        </w:rPr>
+      </w:pPr>
+      <w:r>
+        <w:rPr>
+          <w:lang w:val="es-AR"/>
+        </w:rPr>
+        <w:t>Creación</w:t>
+      </w:r>
+      <w:r>
+        <w:rPr>
+          <w:lang w:val="es-AR"/>
+        </w:rPr>
+        <w:t xml:space="preserve"> e historial de ordenes con </w:t>
+      </w:r>
+      <w:r>
+        <w:rPr>
+          <w:lang w:val="es-AR"/>
+        </w:rPr>
+        <w:t>validación</w:t>
+      </w:r>
+      <w:r>
+        <w:rPr>
+          <w:lang w:val="es-AR"/>
+        </w:rPr>
+        <w:t xml:space="preserve"> de stock e inventario en MySQL.</w:t>
+      </w:r>
+    </w:p>
+    <w:p>
+      <w:pPr>
+        <w:pStyle w:val="ListBullet"/>
+        <w:spacing w:after="80"/>
+        <w:rPr>
+          <w:lang w:val="es-AR"/>
+        </w:rPr>
+      </w:pPr>
+      <w:r>
+        <w:rPr>
+          <w:lang w:val="es-AR"/>
+        </w:rPr>
+        <w:t xml:space="preserve">Cache local en Room para cartas y ordenes, mas DataStore para </w:t>
+      </w:r>
+      <w:r>
+        <w:rPr>
+          <w:lang w:val="es-AR"/>
+        </w:rPr>
+        <w:t>sesión</w:t>
+      </w:r>
+      <w:r>
+        <w:rPr>
+          <w:lang w:val="es-AR"/>
+        </w:rPr>
+        <w:t xml:space="preserve"> y perfil.</w:t>
+      </w:r>
+    </w:p>
+    <w:p>
+      <w:pPr>
+        <w:pStyle w:val="ListBullet"/>
+        <w:spacing w:after="80"/>
+        <w:rPr>
+          <w:lang w:val="es-AR"/>
+        </w:rPr>
+      </w:pPr>
+      <w:r>
+        <w:rPr>
+          <w:lang w:val="es-AR"/>
+        </w:rPr>
+        <w:t>Backend FastAPI con rutas por dominio, schemas Pydantic, servicios de negocio y repositorios MySQL.</w:t>
+      </w:r>
+    </w:p>
+    <w:p>
+      <w:pPr>
+        <w:pStyle w:val="Heading1"/>
+        <w:rPr>
+          <w:lang w:val="es-AR"/>
+        </w:rPr>
+      </w:pPr>
+      <w:r>
+        <w:rPr>
+          <w:lang w:val="es-AR"/>
+        </w:rPr>
+        <w:t>5. De que se trata la app</w:t>
+      </w:r>
+    </w:p>
+    <w:p>
+      <w:pPr>
+        <w:rPr>
+          <w:lang w:val="es-AR"/>
+        </w:rPr>
+      </w:pPr>
+      <w:r>
+        <w:rPr>
+          <w:lang w:val="es-AR"/>
+        </w:rPr>
+        <w:t xml:space="preserve">PokeVault, </w:t>
+      </w:r>
+      <w:r>
+        <w:rPr>
+          <w:lang w:val="es-AR"/>
+        </w:rPr>
+        <w:t>también</w:t>
+      </w:r>
+      <w:r>
+        <w:rPr>
+          <w:lang w:val="es-AR"/>
+        </w:rPr>
+        <w:t xml:space="preserve"> presentada en el </w:t>
+      </w:r>
+      <w:r>
+        <w:rPr>
+          <w:lang w:val="es-AR"/>
+        </w:rPr>
+        <w:t>código</w:t>
+      </w:r>
+      <w:r>
+        <w:rPr>
+          <w:lang w:val="es-AR"/>
+        </w:rPr>
+        <w:t xml:space="preserve"> como PokeMarket, es una </w:t>
+      </w:r>
+      <w:r>
+        <w:rPr>
+          <w:lang w:val="es-AR"/>
+        </w:rPr>
+        <w:t>aplicación</w:t>
+      </w:r>
+      <w:r>
+        <w:rPr>
+          <w:lang w:val="es-AR"/>
+        </w:rPr>
+        <w:t xml:space="preserve"> </w:t>
+      </w:r>
+      <w:r>
+        <w:rPr>
+          <w:lang w:val="es-AR"/>
+        </w:rPr>
+        <w:t>móvil</w:t>
+      </w:r>
+      <w:r>
+        <w:rPr>
+          <w:lang w:val="es-AR"/>
+        </w:rPr>
+        <w:t xml:space="preserve"> para explorar y comprar cartas </w:t>
+      </w:r>
+      <w:r>
+        <w:rPr>
+          <w:lang w:val="es-AR"/>
+        </w:rPr>
+        <w:t>Pokémon</w:t>
+      </w:r>
+      <w:r>
+        <w:rPr>
+          <w:lang w:val="es-AR"/>
+        </w:rPr>
+        <w:t xml:space="preserve">. El usuario puede navegar un </w:t>
+      </w:r>
+      <w:r>
+        <w:rPr>
+          <w:lang w:val="es-AR"/>
+        </w:rPr>
+        <w:t>catálogo</w:t>
+      </w:r>
+      <w:r>
+        <w:rPr>
+          <w:lang w:val="es-AR"/>
+        </w:rPr>
+        <w:t xml:space="preserve"> de cartas con imagen, rareza, </w:t>
+      </w:r>
+      <w:r>
+        <w:rPr>
+          <w:lang w:val="es-AR"/>
+        </w:rPr>
+        <w:t>colección</w:t>
+      </w:r>
+      <w:r>
+        <w:rPr>
+          <w:lang w:val="es-AR"/>
+        </w:rPr>
+        <w:t xml:space="preserve">, precio y </w:t>
+      </w:r>
+      <w:r>
+        <w:rPr>
+          <w:lang w:val="es-AR"/>
+        </w:rPr>
+        <w:t>descripción</w:t>
+      </w:r>
+      <w:r>
+        <w:rPr>
+          <w:lang w:val="es-AR"/>
+        </w:rPr>
+        <w:t xml:space="preserve">; buscar cartas; abrir el detalle; agregarlas al carrito; iniciar </w:t>
+      </w:r>
+      <w:r>
+        <w:rPr>
+          <w:lang w:val="es-AR"/>
+        </w:rPr>
+        <w:t>sesión</w:t>
+      </w:r>
+      <w:r>
+        <w:rPr>
+          <w:lang w:val="es-AR"/>
+        </w:rPr>
+        <w:t xml:space="preserve"> con Google; guardar favoritas en su vault; crear </w:t>
+      </w:r>
+      <w:r>
+        <w:rPr>
+          <w:lang w:val="es-AR"/>
+        </w:rPr>
+        <w:t>órdenes</w:t>
+      </w:r>
+      <w:r>
+        <w:rPr>
+          <w:lang w:val="es-AR"/>
+        </w:rPr>
+        <w:t xml:space="preserve"> de compra; revisar historial; y ver una pantalla de retiro con </w:t>
+      </w:r>
+      <w:r>
+        <w:rPr>
+          <w:lang w:val="es-AR"/>
+        </w:rPr>
+        <w:t>ubicación</w:t>
+      </w:r>
+      <w:r>
+        <w:rPr>
+          <w:lang w:val="es-AR"/>
+        </w:rPr>
+        <w:t>.</w:t>
+      </w:r>
+    </w:p>
+    <w:p>
+      <w:pPr>
+        <w:pStyle w:val="ListBullet"/>
+        <w:spacing w:after="80"/>
+        <w:rPr>
+          <w:lang w:val="es-AR"/>
+        </w:rPr>
+      </w:pPr>
+      <w:r>
+        <w:rPr>
+          <w:lang w:val="es-AR"/>
+        </w:rPr>
+        <w:t xml:space="preserve">Catalogo y </w:t>
+      </w:r>
+      <w:r>
+        <w:rPr>
+          <w:lang w:val="es-AR"/>
+        </w:rPr>
+        <w:t>búsqueda</w:t>
+      </w:r>
+      <w:r>
+        <w:rPr>
+          <w:lang w:val="es-AR"/>
+        </w:rPr>
+        <w:t xml:space="preserve">: consume endpoints paginados de cartas </w:t>
+      </w:r>
+      <w:r>
+        <w:rPr>
+          <w:lang w:val="es-AR"/>
+        </w:rPr>
+        <w:t>Pokémon</w:t>
+      </w:r>
+      <w:r>
+        <w:rPr>
+          <w:lang w:val="es-AR"/>
+        </w:rPr>
+        <w:t xml:space="preserve"> y muestra resultados en Compose.</w:t>
+      </w:r>
+    </w:p>
+    <w:p>
+      <w:pPr>
+        <w:pStyle w:val="ListBullet"/>
+        <w:spacing w:after="80"/>
+        <w:rPr>
+          <w:lang w:val="es-AR"/>
+        </w:rPr>
+      </w:pPr>
+      <w:r>
+        <w:rPr>
+          <w:lang w:val="es-AR"/>
+        </w:rPr>
+        <w:t>Detalle y carrito: permite inspeccionar la carta, elegir cantidad y preparar una orden.</w:t>
+      </w:r>
+    </w:p>
+    <w:p>
+      <w:pPr>
+        <w:pStyle w:val="ListBullet"/>
+        <w:spacing w:after="80"/>
+        <w:rPr>
+          <w:lang w:val="es-AR"/>
+        </w:rPr>
+      </w:pPr>
+      <w:r>
+        <w:rPr>
+          <w:lang w:val="es-AR"/>
+        </w:rPr>
+        <w:t>Perfil: usa Google Sign-In para identificar al usuario y recuperar sus compras.</w:t>
+      </w:r>
+    </w:p>
+    <w:p>
+      <w:pPr>
+        <w:pStyle w:val="ListBullet"/>
+        <w:spacing w:after="80"/>
+        <w:rPr>
+          <w:lang w:val="es-AR"/>
+        </w:rPr>
+      </w:pPr>
+      <w:r>
+        <w:rPr>
+          <w:lang w:val="es-AR"/>
+        </w:rPr>
+        <w:t>Vault/favoritos: guarda cartas favoritas por usuario autenticado.</w:t>
+      </w:r>
+    </w:p>
+    <w:p>
+      <w:pPr>
+        <w:pStyle w:val="ListBullet"/>
+        <w:spacing w:after="80"/>
+        <w:rPr>
+          <w:lang w:val="es-AR"/>
+        </w:rPr>
+      </w:pPr>
+      <w:r>
+        <w:rPr>
+          <w:lang w:val="es-AR"/>
+        </w:rPr>
+        <w:t>Ordenes: crea compras, valida stock en backend y descuenta inventario.</w:t>
+      </w:r>
+    </w:p>
+    <w:p>
+      <w:pPr>
+        <w:pStyle w:val="Heading1"/>
+        <w:rPr>
+          <w:lang w:val="es-AR"/>
+        </w:rPr>
+      </w:pPr>
+      <w:r>
+        <w:rPr>
+          <w:lang w:val="es-AR"/>
+        </w:rPr>
+        <w:t>6. Arquitectura del backend</w:t>
+      </w:r>
+    </w:p>
+    <w:p>
+      <w:pPr>
+        <w:rPr>
+          <w:lang w:val="es-AR"/>
+        </w:rPr>
+      </w:pPr>
+      <w:r>
+        <w:rPr>
+          <w:lang w:val="es-AR"/>
+        </w:rPr>
+        <w:t xml:space="preserve">El backend </w:t>
+      </w:r>
+      <w:r>
+        <w:rPr>
+          <w:lang w:val="es-AR"/>
+        </w:rPr>
         <w:t>está</w:t>
       </w:r>
       <w:r>
         <w:rPr>
           <w:lang w:val="es-AR"/>
         </w:rPr>
-        <w:t xml:space="preserve"> implementado en Python con </w:t>
-      </w:r>
-      <w:proofErr w:type="spellStart"/>
-      <w:r>
-        <w:rPr>
-          <w:lang w:val="es-AR"/>
-        </w:rPr>
-        <w:t>FastAPI</w:t>
-      </w:r>
-      <w:proofErr w:type="spellEnd"/>
-      <w:r>
-        <w:rPr>
-          <w:lang w:val="es-AR"/>
-        </w:rPr>
-        <w:t xml:space="preserve">. La </w:t>
+        <w:t xml:space="preserve"> implementado en Python con FastAPI. La </w:t>
       </w:r>
       <w:r>
         <w:rPr>
@@ -565,21 +1345,7 @@
         <w:rPr>
           <w:lang w:val="es-AR"/>
         </w:rPr>
-        <w:t xml:space="preserve"> </w:t>
-      </w:r>
-      <w:proofErr w:type="spellStart"/>
-      <w:r>
-        <w:rPr>
-          <w:lang w:val="es-AR"/>
-        </w:rPr>
-        <w:t>OpenAPI</w:t>
-      </w:r>
-      <w:proofErr w:type="spellEnd"/>
-      <w:r>
-        <w:rPr>
-          <w:lang w:val="es-AR"/>
-        </w:rPr>
-        <w:t xml:space="preserve"> y agrupa las rutas bajo /api. La arquitectura separa controladores HTTP, esquemas de entrada/salida, modelos de dominio, servicios de negocio y repositorios de persistencia.</w:t>
+        <w:t xml:space="preserve"> OpenAPI y agrupa las rutas bajo /api. La arquitectura separa controladores HTTP, esquemas de entrada/salida, modelos de dominio, servicios de negocio y repositorios de persistencia.</w:t>
       </w:r>
     </w:p>
     <w:tbl>
@@ -695,6 +1461,7 @@
               <w:rPr>
                 <w:sz w:val="19"/>
               </w:rPr>
+              <w:lastRenderedPageBreak/>
               <w:t>Rutas</w:t>
             </w:r>
           </w:p>
@@ -768,39 +1535,7 @@
                 <w:sz w:val="19"/>
                 <w:lang w:val="es-AR"/>
               </w:rPr>
-              <w:t xml:space="preserve">Contratos </w:t>
-            </w:r>
-            <w:proofErr w:type="spellStart"/>
-            <w:r>
-              <w:rPr>
-                <w:sz w:val="19"/>
-                <w:lang w:val="es-AR"/>
-              </w:rPr>
-              <w:t>Pydantic</w:t>
-            </w:r>
-            <w:proofErr w:type="spellEnd"/>
-            <w:r>
-              <w:rPr>
-                <w:sz w:val="19"/>
-                <w:lang w:val="es-AR"/>
-              </w:rPr>
-              <w:t xml:space="preserve"> para </w:t>
-            </w:r>
-            <w:proofErr w:type="spellStart"/>
-            <w:r>
-              <w:rPr>
-                <w:sz w:val="19"/>
-                <w:lang w:val="es-AR"/>
-              </w:rPr>
-              <w:t>requests</w:t>
-            </w:r>
-            <w:proofErr w:type="spellEnd"/>
-            <w:r>
-              <w:rPr>
-                <w:sz w:val="19"/>
-                <w:lang w:val="es-AR"/>
-              </w:rPr>
-              <w:t xml:space="preserve"> y responses.</w:t>
+              <w:t>Contratos Pydantic para requests y responses.</w:t>
             </w:r>
           </w:p>
         </w:tc>
@@ -811,14 +1546,12 @@
             <w:tcW w:w="1800" w:type="dxa"/>
           </w:tcPr>
           <w:p>
-            <w:proofErr w:type="spellStart"/>
             <w:r>
               <w:rPr>
                 <w:sz w:val="19"/>
               </w:rPr>
               <w:t>Servicios</w:t>
             </w:r>
-            <w:proofErr w:type="spellEnd"/>
           </w:p>
         </w:tc>
         <w:tc>
@@ -849,55 +1582,7 @@
                 <w:sz w:val="19"/>
                 <w:lang w:val="es-AR"/>
               </w:rPr>
-              <w:t xml:space="preserve">Reglas de negocio: </w:t>
-            </w:r>
-            <w:proofErr w:type="spellStart"/>
-            <w:r>
-              <w:rPr>
-                <w:sz w:val="19"/>
-                <w:lang w:val="es-AR"/>
-              </w:rPr>
-              <w:t>login</w:t>
-            </w:r>
-            <w:proofErr w:type="spellEnd"/>
-            <w:r>
-              <w:rPr>
-                <w:sz w:val="19"/>
-                <w:lang w:val="es-AR"/>
-              </w:rPr>
-              <w:t xml:space="preserve">, catalogo, </w:t>
-            </w:r>
-            <w:proofErr w:type="spellStart"/>
-            <w:r>
-              <w:rPr>
-                <w:sz w:val="19"/>
-                <w:lang w:val="es-AR"/>
-              </w:rPr>
-              <w:t>sync</w:t>
-            </w:r>
-            <w:proofErr w:type="spellEnd"/>
-            <w:r>
-              <w:rPr>
-                <w:sz w:val="19"/>
-                <w:lang w:val="es-AR"/>
-              </w:rPr>
-              <w:t xml:space="preserve">, </w:t>
-            </w:r>
-            <w:proofErr w:type="spellStart"/>
-            <w:r>
-              <w:rPr>
-                <w:sz w:val="19"/>
-                <w:lang w:val="es-AR"/>
-              </w:rPr>
-              <w:t>vault</w:t>
-            </w:r>
-            <w:proofErr w:type="spellEnd"/>
-            <w:r>
-              <w:rPr>
-                <w:sz w:val="19"/>
-                <w:lang w:val="es-AR"/>
-              </w:rPr>
-              <w:t>.</w:t>
+              <w:t>Reglas de negocio: login, catalogo, sync, vault.</w:t>
             </w:r>
           </w:p>
         </w:tc>
@@ -908,14 +1593,12 @@
             <w:tcW w:w="1800" w:type="dxa"/>
           </w:tcPr>
           <w:p>
-            <w:proofErr w:type="spellStart"/>
             <w:r>
               <w:rPr>
                 <w:sz w:val="19"/>
               </w:rPr>
               <w:t>Repositorios</w:t>
             </w:r>
-            <w:proofErr w:type="spellEnd"/>
           </w:p>
         </w:tc>
         <w:tc>
@@ -988,69 +1671,12 @@
                 <w:lang w:val="es-AR"/>
               </w:rPr>
             </w:pPr>
-            <w:proofErr w:type="spellStart"/>
             <w:r>
               <w:rPr>
                 <w:sz w:val="19"/>
                 <w:lang w:val="es-AR"/>
               </w:rPr>
-              <w:t>Conexion</w:t>
-            </w:r>
-            <w:proofErr w:type="spellEnd"/>
-            <w:r>
-              <w:rPr>
-                <w:sz w:val="19"/>
-                <w:lang w:val="es-AR"/>
-              </w:rPr>
-              <w:t xml:space="preserve"> </w:t>
-            </w:r>
-            <w:proofErr w:type="spellStart"/>
-            <w:r>
-              <w:rPr>
-                <w:sz w:val="19"/>
-                <w:lang w:val="es-AR"/>
-              </w:rPr>
-              <w:t>PyMySQL</w:t>
-            </w:r>
-            <w:proofErr w:type="spellEnd"/>
-            <w:r>
-              <w:rPr>
-                <w:sz w:val="19"/>
-                <w:lang w:val="es-AR"/>
-              </w:rPr>
-              <w:t xml:space="preserve">, </w:t>
-            </w:r>
-            <w:proofErr w:type="spellStart"/>
-            <w:r>
-              <w:rPr>
-                <w:sz w:val="19"/>
-                <w:lang w:val="es-AR"/>
-              </w:rPr>
-              <w:t>creacion</w:t>
-            </w:r>
-            <w:proofErr w:type="spellEnd"/>
-            <w:r>
-              <w:rPr>
-                <w:sz w:val="19"/>
-                <w:lang w:val="es-AR"/>
-              </w:rPr>
-              <w:t xml:space="preserve"> de tablas e </w:t>
-            </w:r>
-            <w:proofErr w:type="spellStart"/>
-            <w:r>
-              <w:rPr>
-                <w:sz w:val="19"/>
-                <w:lang w:val="es-AR"/>
-              </w:rPr>
-              <w:t>inicializacion</w:t>
-            </w:r>
-            <w:proofErr w:type="spellEnd"/>
-            <w:r>
-              <w:rPr>
-                <w:sz w:val="19"/>
-                <w:lang w:val="es-AR"/>
-              </w:rPr>
-              <w:t>.</w:t>
+              <w:t>Conexion PyMySQL, creacion de tablas e inicializacion.</w:t>
             </w:r>
           </w:p>
         </w:tc>
@@ -1097,23 +1723,7 @@
                 <w:sz w:val="19"/>
                 <w:lang w:val="es-AR"/>
               </w:rPr>
-              <w:t xml:space="preserve">Variables de entorno, credenciales MySQL, Google Web Client ID y TTL de </w:t>
-            </w:r>
-            <w:proofErr w:type="spellStart"/>
-            <w:r>
-              <w:rPr>
-                <w:sz w:val="19"/>
-                <w:lang w:val="es-AR"/>
-              </w:rPr>
-              <w:t>sesion</w:t>
-            </w:r>
-            <w:proofErr w:type="spellEnd"/>
-            <w:r>
-              <w:rPr>
-                <w:sz w:val="19"/>
-                <w:lang w:val="es-AR"/>
-              </w:rPr>
-              <w:t>.</w:t>
+              <w:t>Variables de entorno, credenciales MySQL, Google Web Client ID y TTL de sesion.</w:t>
             </w:r>
           </w:p>
         </w:tc>
@@ -1136,21 +1746,7 @@
         <w:rPr>
           <w:lang w:val="es-AR"/>
         </w:rPr>
-        <w:t xml:space="preserve">La base de datos principal es MySQL. El esquema incluye cartas, inventario, usuarios, sesiones, </w:t>
-      </w:r>
-      <w:proofErr w:type="spellStart"/>
-      <w:r>
-        <w:rPr>
-          <w:lang w:val="es-AR"/>
-        </w:rPr>
-        <w:t>vault</w:t>
-      </w:r>
-      <w:proofErr w:type="spellEnd"/>
-      <w:r>
-        <w:rPr>
-          <w:lang w:val="es-AR"/>
-        </w:rPr>
-        <w:t xml:space="preserve"> </w:t>
+        <w:t xml:space="preserve">La base de datos principal es MySQL. El esquema incluye cartas, inventario, usuarios, sesiones, vault </w:t>
       </w:r>
       <w:r>
         <w:rPr>
@@ -1212,16 +1808,8 @@
         <w:rPr>
           <w:lang w:val="es-AR"/>
         </w:rPr>
-        <w:t xml:space="preserve">3. Arquitectura del </w:t>
-      </w:r>
-      <w:proofErr w:type="spellStart"/>
-      <w:r>
-        <w:rPr>
-          <w:lang w:val="es-AR"/>
-        </w:rPr>
-        <w:t>frontend</w:t>
-      </w:r>
-      <w:proofErr w:type="spellEnd"/>
+        <w:t>7. Arquitectura del frontend</w:t>
+      </w:r>
     </w:p>
     <w:p>
       <w:pPr>
@@ -1233,21 +1821,7 @@
         <w:rPr>
           <w:lang w:val="es-AR"/>
         </w:rPr>
-        <w:t xml:space="preserve">El </w:t>
-      </w:r>
-      <w:proofErr w:type="spellStart"/>
-      <w:r>
-        <w:rPr>
-          <w:lang w:val="es-AR"/>
-        </w:rPr>
-        <w:t>frontend</w:t>
-      </w:r>
-      <w:proofErr w:type="spellEnd"/>
-      <w:r>
-        <w:rPr>
-          <w:lang w:val="es-AR"/>
-        </w:rPr>
-        <w:t xml:space="preserve"> es una </w:t>
+        <w:t xml:space="preserve">El frontend es una </w:t>
       </w:r>
       <w:r>
         <w:rPr>
@@ -1259,62 +1833,20 @@
         <w:rPr>
           <w:lang w:val="es-AR"/>
         </w:rPr>
-        <w:t xml:space="preserve"> Android nativa escrita en </w:t>
-      </w:r>
-      <w:proofErr w:type="spellStart"/>
-      <w:r>
-        <w:rPr>
-          <w:lang w:val="es-AR"/>
-        </w:rPr>
-        <w:t>Kotlin</w:t>
-      </w:r>
-      <w:proofErr w:type="spellEnd"/>
-      <w:r>
-        <w:rPr>
-          <w:lang w:val="es-AR"/>
-        </w:rPr>
-        <w:t xml:space="preserve"> con </w:t>
-      </w:r>
-      <w:proofErr w:type="spellStart"/>
-      <w:r>
-        <w:rPr>
-          <w:lang w:val="es-AR"/>
-        </w:rPr>
-        <w:t>Jetpack</w:t>
-      </w:r>
-      <w:proofErr w:type="spellEnd"/>
+        <w:t xml:space="preserve"> Android nativa escrita en Kotlin con Jetpack Compose. Usa una </w:t>
+      </w:r>
+      <w:r>
+        <w:rPr>
+          <w:lang w:val="es-AR"/>
+        </w:rPr>
+        <w:t>organización</w:t>
+      </w:r>
       <w:r>
         <w:rPr>
           <w:lang w:val="es-AR"/>
         </w:rPr>
         <w:t xml:space="preserve"> </w:t>
       </w:r>
-      <w:proofErr w:type="spellStart"/>
-      <w:r>
-        <w:rPr>
-          <w:lang w:val="es-AR"/>
-        </w:rPr>
-        <w:t>Compose</w:t>
-      </w:r>
-      <w:proofErr w:type="spellEnd"/>
-      <w:r>
-        <w:rPr>
-          <w:lang w:val="es-AR"/>
-        </w:rPr>
-        <w:t xml:space="preserve">. Usa una </w:t>
-      </w:r>
-      <w:r>
-        <w:rPr>
-          <w:lang w:val="es-AR"/>
-        </w:rPr>
-        <w:t>organización</w:t>
-      </w:r>
-      <w:r>
-        <w:rPr>
-          <w:lang w:val="es-AR"/>
-        </w:rPr>
-        <w:t xml:space="preserve"> </w:t>
-      </w:r>
       <w:r>
         <w:rPr>
           <w:lang w:val="es-AR"/>
@@ -1325,77 +1857,7 @@
         <w:rPr>
           <w:lang w:val="es-AR"/>
         </w:rPr>
-        <w:t xml:space="preserve"> MVVM: pantallas </w:t>
-      </w:r>
-      <w:proofErr w:type="spellStart"/>
-      <w:r>
-        <w:rPr>
-          <w:lang w:val="es-AR"/>
-        </w:rPr>
-        <w:t>Compose</w:t>
-      </w:r>
-      <w:proofErr w:type="spellEnd"/>
-      <w:r>
-        <w:rPr>
-          <w:lang w:val="es-AR"/>
-        </w:rPr>
-        <w:t xml:space="preserve">, </w:t>
-      </w:r>
-      <w:proofErr w:type="spellStart"/>
-      <w:r>
-        <w:rPr>
-          <w:lang w:val="es-AR"/>
-        </w:rPr>
-        <w:t>ViewModels</w:t>
-      </w:r>
-      <w:proofErr w:type="spellEnd"/>
-      <w:r>
-        <w:rPr>
-          <w:lang w:val="es-AR"/>
-        </w:rPr>
-        <w:t xml:space="preserve"> con estado observable, repositorios para coordinar datos, fuentes remotas </w:t>
-      </w:r>
-      <w:proofErr w:type="spellStart"/>
-      <w:r>
-        <w:rPr>
-          <w:lang w:val="es-AR"/>
-        </w:rPr>
-        <w:t>Retrofit</w:t>
-      </w:r>
-      <w:proofErr w:type="spellEnd"/>
-      <w:r>
-        <w:rPr>
-          <w:lang w:val="es-AR"/>
-        </w:rPr>
-        <w:t xml:space="preserve">, cache local Room y preferencias con </w:t>
-      </w:r>
-      <w:proofErr w:type="spellStart"/>
-      <w:r>
-        <w:rPr>
-          <w:lang w:val="es-AR"/>
-        </w:rPr>
-        <w:t>DataStore</w:t>
-      </w:r>
-      <w:proofErr w:type="spellEnd"/>
-      <w:r>
-        <w:rPr>
-          <w:lang w:val="es-AR"/>
-        </w:rPr>
-        <w:t xml:space="preserve">. Hilt inyecta dependencias como </w:t>
-      </w:r>
-      <w:proofErr w:type="spellStart"/>
-      <w:r>
-        <w:rPr>
-          <w:lang w:val="es-AR"/>
-        </w:rPr>
-        <w:t>APIs</w:t>
-      </w:r>
-      <w:proofErr w:type="spellEnd"/>
-      <w:r>
-        <w:rPr>
-          <w:lang w:val="es-AR"/>
-        </w:rPr>
-        <w:t>, repositorios, base local y cliente HTTP.</w:t>
+        <w:t xml:space="preserve"> MVVM: pantallas Compose, ViewModels con estado observable, repositorios para coordinar datos, fuentes remotas Retrofit, cache local Room y preferencias con DataStore. Hilt inyecta dependencias como APIs, repositorios, base local y cliente HTTP.</w:t>
       </w:r>
     </w:p>
     <w:tbl>
@@ -1502,23 +1964,7 @@
                 <w:sz w:val="19"/>
                 <w:lang w:val="es-AR"/>
               </w:rPr>
-              <w:t xml:space="preserve">Pantallas </w:t>
-            </w:r>
-            <w:proofErr w:type="spellStart"/>
-            <w:r>
-              <w:rPr>
-                <w:sz w:val="19"/>
-                <w:lang w:val="es-AR"/>
-              </w:rPr>
-              <w:t>Compose</w:t>
-            </w:r>
-            <w:proofErr w:type="spellEnd"/>
-            <w:r>
-              <w:rPr>
-                <w:sz w:val="19"/>
-                <w:lang w:val="es-AR"/>
-              </w:rPr>
-              <w:t>: Inicio, Buscar, Detalle, Carrito, Perfil y Retiro.</w:t>
+              <w:t>Pantallas Compose: Inicio, Buscar, Detalle, Carrito, Perfil y Retiro.</w:t>
             </w:r>
           </w:p>
         </w:tc>
@@ -1560,69 +2006,12 @@
                 <w:lang w:val="es-AR"/>
               </w:rPr>
             </w:pPr>
-            <w:proofErr w:type="spellStart"/>
             <w:r>
               <w:rPr>
                 <w:sz w:val="19"/>
                 <w:lang w:val="es-AR"/>
               </w:rPr>
-              <w:t>ViewModels</w:t>
-            </w:r>
-            <w:proofErr w:type="spellEnd"/>
-            <w:r>
-              <w:rPr>
-                <w:sz w:val="19"/>
-                <w:lang w:val="es-AR"/>
-              </w:rPr>
-              <w:t xml:space="preserve"> con </w:t>
-            </w:r>
-            <w:proofErr w:type="spellStart"/>
-            <w:r>
-              <w:rPr>
-                <w:sz w:val="19"/>
-                <w:lang w:val="es-AR"/>
-              </w:rPr>
-              <w:t>StateFlow</w:t>
-            </w:r>
-            <w:proofErr w:type="spellEnd"/>
-            <w:r>
-              <w:rPr>
-                <w:sz w:val="19"/>
-                <w:lang w:val="es-AR"/>
-              </w:rPr>
-              <w:t xml:space="preserve">, eventos de UI y efectos de </w:t>
-            </w:r>
-            <w:proofErr w:type="spellStart"/>
-            <w:r>
-              <w:rPr>
-                <w:sz w:val="19"/>
-                <w:lang w:val="es-AR"/>
-              </w:rPr>
-              <w:t>navegacion</w:t>
-            </w:r>
-            <w:proofErr w:type="spellEnd"/>
-            <w:r>
-              <w:rPr>
-                <w:sz w:val="19"/>
-                <w:lang w:val="es-AR"/>
-              </w:rPr>
-              <w:t>/</w:t>
-            </w:r>
-            <w:proofErr w:type="spellStart"/>
-            <w:r>
-              <w:rPr>
-                <w:sz w:val="19"/>
-                <w:lang w:val="es-AR"/>
-              </w:rPr>
-              <w:t>login</w:t>
-            </w:r>
-            <w:proofErr w:type="spellEnd"/>
-            <w:r>
-              <w:rPr>
-                <w:sz w:val="19"/>
-                <w:lang w:val="es-AR"/>
-              </w:rPr>
-              <w:t>.</w:t>
+              <w:t>ViewModels con StateFlow, eventos de UI y efectos de navegacion/login.</w:t>
             </w:r>
           </w:p>
         </w:tc>
@@ -1633,7 +2022,6 @@
             <w:tcW w:w="1800" w:type="dxa"/>
           </w:tcPr>
           <w:p>
-            <w:proofErr w:type="spellStart"/>
             <w:r>
               <w:rPr>
                 <w:sz w:val="19"/>
@@ -1652,7 +2040,6 @@
               </w:rPr>
               <w:t>n</w:t>
             </w:r>
-            <w:proofErr w:type="spellEnd"/>
           </w:p>
         </w:tc>
         <w:tc>
@@ -1678,21 +2065,12 @@
                 <w:lang w:val="es-AR"/>
               </w:rPr>
             </w:pPr>
-            <w:proofErr w:type="spellStart"/>
             <w:r>
               <w:rPr>
                 <w:sz w:val="19"/>
                 <w:lang w:val="es-AR"/>
               </w:rPr>
-              <w:t>NavHost</w:t>
-            </w:r>
-            <w:proofErr w:type="spellEnd"/>
-            <w:r>
-              <w:rPr>
-                <w:sz w:val="19"/>
-                <w:lang w:val="es-AR"/>
-              </w:rPr>
-              <w:t xml:space="preserve"> y bottom bar con destinos principales.</w:t>
+              <w:t>NavHost y bottom bar con destinos principales.</w:t>
             </w:r>
           </w:p>
         </w:tc>
@@ -1819,14 +2197,12 @@
             <w:tcW w:w="1800" w:type="dxa"/>
           </w:tcPr>
           <w:p>
-            <w:proofErr w:type="spellStart"/>
             <w:r>
               <w:rPr>
                 <w:sz w:val="19"/>
               </w:rPr>
               <w:t>Remoto</w:t>
             </w:r>
-            <w:proofErr w:type="spellEnd"/>
           </w:p>
         </w:tc>
         <w:tc>
@@ -1912,23 +2288,7 @@
                 <w:sz w:val="19"/>
                 <w:lang w:val="es-AR"/>
               </w:rPr>
-              <w:t xml:space="preserve"> y </w:t>
-            </w:r>
-            <w:proofErr w:type="spellStart"/>
-            <w:r>
-              <w:rPr>
-                <w:sz w:val="19"/>
-                <w:lang w:val="es-AR"/>
-              </w:rPr>
-              <w:t>DataStore</w:t>
-            </w:r>
-            <w:proofErr w:type="spellEnd"/>
-            <w:r>
-              <w:rPr>
-                <w:sz w:val="19"/>
-                <w:lang w:val="es-AR"/>
-              </w:rPr>
-              <w:t xml:space="preserve"> para </w:t>
+              <w:t xml:space="preserve"> y DataStore para </w:t>
             </w:r>
             <w:r>
               <w:rPr>
@@ -1961,77 +2321,11 @@
           <w:lang w:val="es-AR"/>
         </w:rPr>
       </w:pPr>
-      <w:proofErr w:type="spellStart"/>
-      <w:r>
-        <w:rPr>
-          <w:lang w:val="es-AR"/>
-        </w:rPr>
-        <w:t>BuildConfig</w:t>
-      </w:r>
-      <w:proofErr w:type="spellEnd"/>
-      <w:r>
-        <w:rPr>
-          <w:lang w:val="es-AR"/>
-        </w:rPr>
-        <w:t xml:space="preserve"> define API_BASE_URL como http://10.0.2.2:8000/api/ para emulador Android y GOOGLE_WEB_CLIENT_ID desde </w:t>
-      </w:r>
-      <w:proofErr w:type="spellStart"/>
-      <w:proofErr w:type="gramStart"/>
-      <w:r>
-        <w:rPr>
-          <w:lang w:val="es-AR"/>
-        </w:rPr>
-        <w:t>local.properties</w:t>
-      </w:r>
-      <w:proofErr w:type="spellEnd"/>
-      <w:proofErr w:type="gramEnd"/>
-      <w:r>
-        <w:rPr>
-          <w:lang w:val="es-AR"/>
-        </w:rPr>
-        <w:t xml:space="preserve"> o variable de entorno. </w:t>
-      </w:r>
-      <w:proofErr w:type="spellStart"/>
-      <w:r>
-        <w:rPr>
-          <w:lang w:val="es-AR"/>
-        </w:rPr>
-        <w:t>OkHttp</w:t>
-      </w:r>
-      <w:proofErr w:type="spellEnd"/>
-      <w:r>
-        <w:rPr>
-          <w:lang w:val="es-AR"/>
-        </w:rPr>
-        <w:t xml:space="preserve"> usa </w:t>
-      </w:r>
-      <w:proofErr w:type="spellStart"/>
-      <w:r>
-        <w:rPr>
-          <w:lang w:val="es-AR"/>
-        </w:rPr>
-        <w:t>AuthInterceptor</w:t>
-      </w:r>
-      <w:proofErr w:type="spellEnd"/>
-      <w:r>
-        <w:rPr>
-          <w:lang w:val="es-AR"/>
-        </w:rPr>
-        <w:t xml:space="preserve"> para agregar </w:t>
-      </w:r>
-      <w:proofErr w:type="spellStart"/>
-      <w:r>
-        <w:rPr>
-          <w:lang w:val="es-AR"/>
-        </w:rPr>
-        <w:t>Authorization</w:t>
-      </w:r>
-      <w:proofErr w:type="spellEnd"/>
-      <w:r>
-        <w:rPr>
-          <w:lang w:val="es-AR"/>
-        </w:rPr>
-        <w:t xml:space="preserve">: Bearer &lt;token&gt; cuando existe una </w:t>
+      <w:r>
+        <w:rPr>
+          <w:lang w:val="es-AR"/>
+        </w:rPr>
+        <w:t xml:space="preserve">BuildConfig define API_BASE_URL como http://10.0.2.2:8000/api/ para emulador Android y GOOGLE_WEB_CLIENT_ID desde local.properties o variable de entorno. OkHttp usa AuthInterceptor para agregar Authorization: Bearer &lt;token&gt; cuando existe una </w:t>
       </w:r>
       <w:r>
         <w:rPr>
@@ -2051,7 +2345,8 @@
         <w:pStyle w:val="Heading1"/>
       </w:pPr>
       <w:r>
-        <w:t>4. Flujo de login con Google</w:t>
+        <w:lastRenderedPageBreak/>
+        <w:t>8. Flujo de login con Google</w:t>
       </w:r>
     </w:p>
     <w:p>
@@ -2066,21 +2361,7 @@
         <w:rPr>
           <w:lang w:val="es-AR"/>
         </w:rPr>
-        <w:t xml:space="preserve">El usuario toca Continuar con Google en </w:t>
-      </w:r>
-      <w:proofErr w:type="spellStart"/>
-      <w:r>
-        <w:rPr>
-          <w:lang w:val="es-AR"/>
-        </w:rPr>
-        <w:t>ProfileScreen</w:t>
-      </w:r>
-      <w:proofErr w:type="spellEnd"/>
-      <w:r>
-        <w:rPr>
-          <w:lang w:val="es-AR"/>
-        </w:rPr>
-        <w:t>.</w:t>
+        <w:t>El usuario toca Continuar con Google en ProfileScreen.</w:t>
       </w:r>
     </w:p>
     <w:p>
@@ -2088,39 +2369,8 @@
         <w:pStyle w:val="ListNumber"/>
         <w:spacing w:after="80"/>
       </w:pPr>
-      <w:proofErr w:type="spellStart"/>
-      <w:proofErr w:type="gramStart"/>
-      <w:r>
-        <w:t>CredentialManager</w:t>
-      </w:r>
-      <w:proofErr w:type="spellEnd"/>
-      <w:proofErr w:type="gramEnd"/>
-      <w:r>
-        <w:t xml:space="preserve"> </w:t>
-      </w:r>
-      <w:proofErr w:type="spellStart"/>
-      <w:r>
-        <w:t>abre</w:t>
-      </w:r>
-      <w:proofErr w:type="spellEnd"/>
-      <w:r>
-        <w:t xml:space="preserve"> </w:t>
-      </w:r>
-      <w:proofErr w:type="spellStart"/>
-      <w:r>
-        <w:t>el</w:t>
-      </w:r>
-      <w:proofErr w:type="spellEnd"/>
-      <w:r>
-        <w:t xml:space="preserve"> </w:t>
-      </w:r>
-      <w:proofErr w:type="spellStart"/>
-      <w:r>
-        <w:t>flujo</w:t>
-      </w:r>
-      <w:proofErr w:type="spellEnd"/>
-      <w:r>
-        <w:t xml:space="preserve"> de Google usando BuildConfig.GOOGLE_WEB_CLIENT_ID.</w:t>
+      <w:r>
+        <w:t>CredentialManager abre el flujo de Google usando BuildConfig.GOOGLE_WEB_CLIENT_ID.</w:t>
       </w:r>
     </w:p>
     <w:p>
@@ -2135,21 +2385,7 @@
         <w:rPr>
           <w:lang w:val="es-AR"/>
         </w:rPr>
-        <w:t xml:space="preserve">Android recibe un Google ID Token y se lo pasa al </w:t>
-      </w:r>
-      <w:proofErr w:type="spellStart"/>
-      <w:r>
-        <w:rPr>
-          <w:lang w:val="es-AR"/>
-        </w:rPr>
-        <w:t>ProfileViewModel</w:t>
-      </w:r>
-      <w:proofErr w:type="spellEnd"/>
-      <w:r>
-        <w:rPr>
-          <w:lang w:val="es-AR"/>
-        </w:rPr>
-        <w:t>.</w:t>
+        <w:t>Android recibe un Google ID Token y se lo pasa al ProfileViewModel.</w:t>
       </w:r>
     </w:p>
     <w:p>
@@ -2157,29 +2393,8 @@
         <w:pStyle w:val="ListNumber"/>
         <w:spacing w:after="80"/>
       </w:pPr>
-      <w:proofErr w:type="spellStart"/>
-      <w:r>
-        <w:t>ProfileRepository</w:t>
-      </w:r>
-      <w:proofErr w:type="spellEnd"/>
-      <w:r>
-        <w:t xml:space="preserve"> </w:t>
-      </w:r>
-      <w:proofErr w:type="spellStart"/>
-      <w:r>
-        <w:t>envia</w:t>
-      </w:r>
-      <w:proofErr w:type="spellEnd"/>
-      <w:r>
-        <w:t xml:space="preserve"> POST /</w:t>
-      </w:r>
-      <w:proofErr w:type="spellStart"/>
-      <w:r>
-        <w:t>api</w:t>
-      </w:r>
-      <w:proofErr w:type="spellEnd"/>
-      <w:r>
-        <w:t>/auth/google con el id_token usando Retrofit.</w:t>
+      <w:r>
+        <w:t>ProfileRepository envia POST /api/auth/google con el id_token usando Retrofit.</w:t>
       </w:r>
     </w:p>
     <w:p>
@@ -2203,36 +2418,7 @@
         <w:rPr>
           <w:lang w:val="es-AR"/>
         </w:rPr>
-        <w:lastRenderedPageBreak/>
-        <w:t xml:space="preserve">El </w:t>
-      </w:r>
-      <w:proofErr w:type="spellStart"/>
-      <w:r>
-        <w:rPr>
-          <w:lang w:val="es-AR"/>
-        </w:rPr>
-        <w:t>backend</w:t>
-      </w:r>
-      <w:proofErr w:type="spellEnd"/>
-      <w:r>
-        <w:rPr>
-          <w:lang w:val="es-AR"/>
-        </w:rPr>
-        <w:t xml:space="preserve"> crea o actualiza el usuario por </w:t>
-      </w:r>
-      <w:proofErr w:type="spellStart"/>
-      <w:r>
-        <w:rPr>
-          <w:lang w:val="es-AR"/>
-        </w:rPr>
-        <w:t>google_sub</w:t>
-      </w:r>
-      <w:proofErr w:type="spellEnd"/>
-      <w:r>
-        <w:rPr>
-          <w:lang w:val="es-AR"/>
-        </w:rPr>
-        <w:t xml:space="preserve">, genera una </w:t>
+        <w:t xml:space="preserve">El backend crea o actualiza el usuario por google_sub, genera una </w:t>
       </w:r>
       <w:r>
         <w:rPr>
@@ -2244,35 +2430,7 @@
         <w:rPr>
           <w:lang w:val="es-AR"/>
         </w:rPr>
-        <w:t xml:space="preserve"> propia, guarda el hash del token en </w:t>
-      </w:r>
-      <w:proofErr w:type="spellStart"/>
-      <w:r>
-        <w:rPr>
-          <w:lang w:val="es-AR"/>
-        </w:rPr>
-        <w:t>user_sessions</w:t>
-      </w:r>
-      <w:proofErr w:type="spellEnd"/>
-      <w:r>
-        <w:rPr>
-          <w:lang w:val="es-AR"/>
-        </w:rPr>
-        <w:t xml:space="preserve"> y devuelve token + </w:t>
-      </w:r>
-      <w:proofErr w:type="spellStart"/>
-      <w:r>
-        <w:rPr>
-          <w:lang w:val="es-AR"/>
-        </w:rPr>
-        <w:t>user</w:t>
-      </w:r>
-      <w:proofErr w:type="spellEnd"/>
-      <w:r>
-        <w:rPr>
-          <w:lang w:val="es-AR"/>
-        </w:rPr>
-        <w:t>.</w:t>
+        <w:t xml:space="preserve"> propia, guarda el hash del token en user_sessions y devuelve token + user.</w:t>
       </w:r>
     </w:p>
     <w:p>
@@ -2287,21 +2445,7 @@
         <w:rPr>
           <w:lang w:val="es-AR"/>
         </w:rPr>
-        <w:t xml:space="preserve">El </w:t>
-      </w:r>
-      <w:proofErr w:type="spellStart"/>
-      <w:r>
-        <w:rPr>
-          <w:lang w:val="es-AR"/>
-        </w:rPr>
-        <w:t>frontend</w:t>
-      </w:r>
-      <w:proofErr w:type="spellEnd"/>
-      <w:r>
-        <w:rPr>
-          <w:lang w:val="es-AR"/>
-        </w:rPr>
-        <w:t xml:space="preserve"> guarda la </w:t>
+        <w:t xml:space="preserve">El frontend guarda la </w:t>
       </w:r>
       <w:r>
         <w:rPr>
@@ -2313,77 +2457,7 @@
         <w:rPr>
           <w:lang w:val="es-AR"/>
         </w:rPr>
-        <w:t xml:space="preserve"> en </w:t>
-      </w:r>
-      <w:proofErr w:type="spellStart"/>
-      <w:r>
-        <w:rPr>
-          <w:lang w:val="es-AR"/>
-        </w:rPr>
-        <w:t>DataStore</w:t>
-      </w:r>
-      <w:proofErr w:type="spellEnd"/>
-      <w:r>
-        <w:rPr>
-          <w:lang w:val="es-AR"/>
-        </w:rPr>
-        <w:t xml:space="preserve"> y, desde entonces, </w:t>
-      </w:r>
-      <w:proofErr w:type="spellStart"/>
-      <w:r>
-        <w:rPr>
-          <w:lang w:val="es-AR"/>
-        </w:rPr>
-        <w:t>AuthInterceptor</w:t>
-      </w:r>
-      <w:proofErr w:type="spellEnd"/>
-      <w:r>
-        <w:rPr>
-          <w:lang w:val="es-AR"/>
-        </w:rPr>
-        <w:t xml:space="preserve"> adjunta el Bearer token a </w:t>
-      </w:r>
-      <w:proofErr w:type="spellStart"/>
-      <w:r>
-        <w:rPr>
-          <w:lang w:val="es-AR"/>
-        </w:rPr>
-        <w:t>vault</w:t>
-      </w:r>
-      <w:proofErr w:type="spellEnd"/>
-      <w:r>
-        <w:rPr>
-          <w:lang w:val="es-AR"/>
-        </w:rPr>
-        <w:t xml:space="preserve">, </w:t>
-      </w:r>
-      <w:proofErr w:type="spellStart"/>
-      <w:r>
-        <w:rPr>
-          <w:lang w:val="es-AR"/>
-        </w:rPr>
-        <w:t>users</w:t>
-      </w:r>
-      <w:proofErr w:type="spellEnd"/>
-      <w:r>
-        <w:rPr>
-          <w:lang w:val="es-AR"/>
-        </w:rPr>
-        <w:t xml:space="preserve">/me y </w:t>
-      </w:r>
-      <w:proofErr w:type="spellStart"/>
-      <w:r>
-        <w:rPr>
-          <w:lang w:val="es-AR"/>
-        </w:rPr>
-        <w:t>orders</w:t>
-      </w:r>
-      <w:proofErr w:type="spellEnd"/>
-      <w:r>
-        <w:rPr>
-          <w:lang w:val="es-AR"/>
-        </w:rPr>
-        <w:t>/me.</w:t>
+        <w:t xml:space="preserve"> en DataStore y, desde entonces, AuthInterceptor adjunta el Bearer token a vault, users/me y orders/me.</w:t>
       </w:r>
     </w:p>
     <w:p>
@@ -2397,7 +2471,7 @@
         <w:rPr>
           <w:lang w:val="es-AR"/>
         </w:rPr>
-        <w:t>5. Diagrama de arquitectura</w:t>
+        <w:t>9. Diagrama de arquitectura</w:t>
       </w:r>
     </w:p>
     <w:p>
@@ -2422,21 +2496,7 @@
         <w:rPr>
           <w:lang w:val="es-AR"/>
         </w:rPr>
-        <w:t xml:space="preserve">. La API de Google interviene en dos momentos: primero en Android para obtener el ID token y luego en el </w:t>
-      </w:r>
-      <w:proofErr w:type="spellStart"/>
-      <w:r>
-        <w:rPr>
-          <w:lang w:val="es-AR"/>
-        </w:rPr>
-        <w:t>backend</w:t>
-      </w:r>
-      <w:proofErr w:type="spellEnd"/>
-      <w:r>
-        <w:rPr>
-          <w:lang w:val="es-AR"/>
-        </w:rPr>
-        <w:t xml:space="preserve"> para verificarlo antes de crear la </w:t>
+        <w:t xml:space="preserve">. La API de Google interviene en dos momentos: primero en Android para obtener el ID token y luego en el backend para verificarlo antes de crear la </w:t>
       </w:r>
       <w:r>
         <w:rPr>
@@ -2526,7 +2586,7 @@
       </w:pPr>
       <w:r>
         <w:lastRenderedPageBreak/>
-        <w:t>6. Endpoints y responsabilidades</w:t>
+        <w:t>10. Endpoints y responsabilidades</w:t>
       </w:r>
     </w:p>
     <w:tbl>
@@ -2646,35 +2706,7 @@
               <w:rPr>
                 <w:sz w:val="19"/>
               </w:rPr>
-              <w:t>GET /</w:t>
-            </w:r>
-            <w:proofErr w:type="spellStart"/>
-            <w:r>
-              <w:rPr>
-                <w:sz w:val="19"/>
-              </w:rPr>
-              <w:t>api</w:t>
-            </w:r>
-            <w:proofErr w:type="spellEnd"/>
-            <w:r>
-              <w:rPr>
-                <w:sz w:val="19"/>
-              </w:rPr>
-              <w:t>/</w:t>
-            </w:r>
-            <w:proofErr w:type="spellStart"/>
-            <w:r>
-              <w:rPr>
-                <w:sz w:val="19"/>
-              </w:rPr>
-              <w:t>pokemon</w:t>
-            </w:r>
-            <w:proofErr w:type="spellEnd"/>
-            <w:r>
-              <w:rPr>
-                <w:sz w:val="19"/>
-              </w:rPr>
-              <w:t>/search</w:t>
+              <w:t>GET /api/pokemon/search</w:t>
             </w:r>
           </w:p>
         </w:tc>
@@ -2722,43 +2754,7 @@
               <w:rPr>
                 <w:sz w:val="19"/>
               </w:rPr>
-              <w:t>GET /</w:t>
-            </w:r>
-            <w:proofErr w:type="spellStart"/>
-            <w:r>
-              <w:rPr>
-                <w:sz w:val="19"/>
-              </w:rPr>
-              <w:t>api</w:t>
-            </w:r>
-            <w:proofErr w:type="spellEnd"/>
-            <w:r>
-              <w:rPr>
-                <w:sz w:val="19"/>
-              </w:rPr>
-              <w:t>/</w:t>
-            </w:r>
-            <w:proofErr w:type="spellStart"/>
-            <w:proofErr w:type="gramStart"/>
-            <w:r>
-              <w:rPr>
-                <w:sz w:val="19"/>
-              </w:rPr>
-              <w:t>pokemon</w:t>
-            </w:r>
-            <w:proofErr w:type="spellEnd"/>
-            <w:r>
-              <w:rPr>
-                <w:sz w:val="19"/>
-              </w:rPr>
-              <w:t>/{</w:t>
-            </w:r>
-            <w:proofErr w:type="gramEnd"/>
-            <w:r>
-              <w:rPr>
-                <w:sz w:val="19"/>
-              </w:rPr>
-              <w:t>id}</w:t>
+              <w:t>GET /api/pokemon/{id}</w:t>
             </w:r>
           </w:p>
         </w:tc>
@@ -2792,21 +2788,7 @@
               <w:rPr>
                 <w:sz w:val="19"/>
               </w:rPr>
-              <w:t>POST /</w:t>
-            </w:r>
-            <w:proofErr w:type="spellStart"/>
-            <w:r>
-              <w:rPr>
-                <w:sz w:val="19"/>
-              </w:rPr>
-              <w:t>api</w:t>
-            </w:r>
-            <w:proofErr w:type="spellEnd"/>
-            <w:r>
-              <w:rPr>
-                <w:sz w:val="19"/>
-              </w:rPr>
-              <w:t>/auth/google</w:t>
+              <w:t>POST /api/auth/google</w:t>
             </w:r>
           </w:p>
         </w:tc>
@@ -2839,23 +2821,7 @@
                 <w:sz w:val="19"/>
                 <w:lang w:val="es-AR"/>
               </w:rPr>
-              <w:t xml:space="preserve"> </w:t>
-            </w:r>
-            <w:proofErr w:type="spellStart"/>
-            <w:r>
-              <w:rPr>
-                <w:sz w:val="19"/>
-                <w:lang w:val="es-AR"/>
-              </w:rPr>
-              <w:t>PokeVault</w:t>
-            </w:r>
-            <w:proofErr w:type="spellEnd"/>
-            <w:r>
-              <w:rPr>
-                <w:sz w:val="19"/>
-                <w:lang w:val="es-AR"/>
-              </w:rPr>
-              <w:t>.</w:t>
+              <w:t xml:space="preserve"> PokeVault.</w:t>
             </w:r>
           </w:p>
         </w:tc>
@@ -2870,21 +2836,7 @@
               <w:rPr>
                 <w:sz w:val="19"/>
               </w:rPr>
-              <w:t>POST /</w:t>
-            </w:r>
-            <w:proofErr w:type="spellStart"/>
-            <w:r>
-              <w:rPr>
-                <w:sz w:val="19"/>
-              </w:rPr>
-              <w:t>api</w:t>
-            </w:r>
-            <w:proofErr w:type="spellEnd"/>
-            <w:r>
-              <w:rPr>
-                <w:sz w:val="19"/>
-              </w:rPr>
-              <w:t>/auth/logout</w:t>
+              <w:t>POST /api/auth/logout</w:t>
             </w:r>
           </w:p>
         </w:tc>
@@ -2959,23 +2911,7 @@
                 <w:sz w:val="19"/>
                 <w:lang w:val="es-AR"/>
               </w:rPr>
-              <w:t>Listar favoritos/</w:t>
-            </w:r>
-            <w:proofErr w:type="spellStart"/>
-            <w:r>
-              <w:rPr>
-                <w:sz w:val="19"/>
-                <w:lang w:val="es-AR"/>
-              </w:rPr>
-              <w:t>vault</w:t>
-            </w:r>
-            <w:proofErr w:type="spellEnd"/>
-            <w:r>
-              <w:rPr>
-                <w:sz w:val="19"/>
-                <w:lang w:val="es-AR"/>
-              </w:rPr>
-              <w:t xml:space="preserve"> del usuario.</w:t>
+              <w:t>Listar favoritos/vault del usuario.</w:t>
             </w:r>
           </w:p>
         </w:tc>
@@ -2990,21 +2926,7 @@
               <w:rPr>
                 <w:sz w:val="19"/>
               </w:rPr>
-              <w:t>POST /</w:t>
-            </w:r>
-            <w:proofErr w:type="spellStart"/>
-            <w:r>
-              <w:rPr>
-                <w:sz w:val="19"/>
-              </w:rPr>
-              <w:t>api</w:t>
-            </w:r>
-            <w:proofErr w:type="spellEnd"/>
-            <w:r>
-              <w:rPr>
-                <w:sz w:val="19"/>
-              </w:rPr>
-              <w:t>/vault/me/items</w:t>
+              <w:t>POST /api/vault/me/items</w:t>
             </w:r>
           </w:p>
         </w:tc>
@@ -3139,27 +3061,8 @@
         <w:pStyle w:val="Heading1"/>
       </w:pPr>
       <w:r>
-        <w:t xml:space="preserve">7. </w:t>
-      </w:r>
-      <w:proofErr w:type="spellStart"/>
-      <w:r>
-        <w:t>Resumen</w:t>
-      </w:r>
-      <w:proofErr w:type="spellEnd"/>
-      <w:r>
-        <w:t xml:space="preserve"> </w:t>
-      </w:r>
-      <w:proofErr w:type="spellStart"/>
-      <w:r>
-        <w:t>t</w:t>
-      </w:r>
-      <w:r>
-        <w:t>é</w:t>
-      </w:r>
-      <w:r>
-        <w:t>cnico</w:t>
-      </w:r>
-      <w:proofErr w:type="spellEnd"/>
+        <w:t>11. Resumen tecnico</w:t>
+      </w:r>
     </w:p>
     <w:p>
       <w:pPr>
@@ -3230,35 +3133,7 @@
         <w:rPr>
           <w:lang w:val="es-AR"/>
         </w:rPr>
-        <w:t xml:space="preserve">Seguridad: Google ID token solo se usa para </w:t>
-      </w:r>
-      <w:proofErr w:type="spellStart"/>
-      <w:r>
-        <w:rPr>
-          <w:lang w:val="es-AR"/>
-        </w:rPr>
-        <w:t>login</w:t>
-      </w:r>
-      <w:proofErr w:type="spellEnd"/>
-      <w:r>
-        <w:rPr>
-          <w:lang w:val="es-AR"/>
-        </w:rPr>
-        <w:t xml:space="preserve">; luego la </w:t>
-      </w:r>
-      <w:proofErr w:type="gramStart"/>
-      <w:r>
-        <w:rPr>
-          <w:lang w:val="es-AR"/>
-        </w:rPr>
-        <w:t>app</w:t>
-      </w:r>
-      <w:proofErr w:type="gramEnd"/>
-      <w:r>
-        <w:rPr>
-          <w:lang w:val="es-AR"/>
-        </w:rPr>
-        <w:t xml:space="preserve"> opera con token de </w:t>
+        <w:t xml:space="preserve">Seguridad: Google ID token solo se usa para login; luego la app opera con token de </w:t>
       </w:r>
       <w:r>
         <w:rPr>
@@ -3285,21 +3160,7 @@
         <w:rPr>
           <w:lang w:val="es-AR"/>
         </w:rPr>
-        <w:t xml:space="preserve">Integraciones de datos: </w:t>
-      </w:r>
-      <w:proofErr w:type="spellStart"/>
-      <w:r>
-        <w:rPr>
-          <w:lang w:val="es-AR"/>
-        </w:rPr>
-        <w:t>seed</w:t>
-      </w:r>
-      <w:proofErr w:type="spellEnd"/>
-      <w:r>
-        <w:rPr>
-          <w:lang w:val="es-AR"/>
-        </w:rPr>
-        <w:t xml:space="preserve"> desde poke_cards.txt</w:t>
+        <w:t>Integraciones de datos: seed desde poke_cards.txt</w:t>
       </w:r>
       <w:r>
         <w:rPr>
@@ -3353,41 +3214,13 @@
         <w:lang w:val="es-AR"/>
       </w:rPr>
     </w:pPr>
-    <w:proofErr w:type="spellStart"/>
     <w:r>
       <w:rPr>
         <w:color w:val="565C65"/>
         <w:sz w:val="18"/>
         <w:lang w:val="es-AR"/>
       </w:rPr>
-      <w:t>PokeVault</w:t>
-    </w:r>
-    <w:proofErr w:type="spellEnd"/>
-    <w:r>
-      <w:rPr>
-        <w:color w:val="565C65"/>
-        <w:sz w:val="18"/>
-        <w:lang w:val="es-AR"/>
-      </w:rPr>
-      <w:t xml:space="preserve"> - Arquitectura de la </w:t>
-    </w:r>
-    <w:proofErr w:type="spellStart"/>
-    <w:r>
-      <w:rPr>
-        <w:color w:val="565C65"/>
-        <w:sz w:val="18"/>
-        <w:lang w:val="es-AR"/>
-      </w:rPr>
-      <w:t>aplicacionPokeVault</w:t>
-    </w:r>
-    <w:proofErr w:type="spellEnd"/>
-    <w:r>
-      <w:rPr>
-        <w:color w:val="565C65"/>
-        <w:sz w:val="18"/>
-        <w:lang w:val="es-AR"/>
-      </w:rPr>
-      <w:t xml:space="preserve"> </w:t>
+      <w:t xml:space="preserve">PokeVault - Arquitectura de la aplicacionPokeVault </w:t>
     </w:r>
     <w:r>
       <w:rPr>
